--- a/國軍軍購案分析系統使用說明.docx
+++ b/國軍軍購案分析系統使用說明.docx
@@ -2113,6 +2113,56 @@
         <w:t>第一階段分析完成後顯示第二階段區塊，用以將分析結果與軍購管制會會議紀錄比對，標示已檢討之案件。</w:t>
       </w:r>
     </w:p>
+    <w:tbl>
+      <w:tblPr>
+        <w:tblW w:type="pct" w:w="5000"/>
+        <w:jc w:val="center"/>
+        <w:tblBorders>
+          <w:top w:val="single" w:sz="4" w:space="0" w:color="C9C9C9"/>
+          <w:left w:val="single" w:sz="4" w:space="0" w:color="C9C9C9"/>
+          <w:bottom w:val="single" w:sz="4" w:space="0" w:color="C9C9C9"/>
+          <w:right w:val="single" w:sz="4" w:space="0" w:color="C9C9C9"/>
+          <w:insideH w:val="single" w:sz="4" w:space="0" w:color="C9C9C9"/>
+          <w:insideV w:val="single" w:sz="4" w:space="0" w:color="C9C9C9"/>
+        </w:tblBorders>
+        <w:tblLayout w:type="autofit"/>
+        <w:tblLook w:firstColumn="1" w:firstRow="1" w:lastColumn="0" w:lastRow="0" w:noHBand="0" w:noVBand="1" w:val="04A0"/>
+      </w:tblPr>
+      <w:tblGrid>
+        <w:gridCol w:w="10426"/>
+      </w:tblGrid>
+      <w:tr>
+        <w:tc>
+          <w:tcPr>
+            <w:tcW w:type="dxa" w:w="10426"/>
+            <w:tcBorders>
+              <w:left w:val="single" w:sz="24" w:space="0" w:color="1F4E79"/>
+            </w:tcBorders>
+            <w:shd w:val="clear" w:color="auto" w:fill="EEF3F8"/>
+          </w:tcPr>
+          <w:p>
+            <w:pPr>
+              <w:spacing w:after="20" w:before="20"/>
+            </w:pPr>
+            <w:r>
+              <w:rPr>
+                <w:rFonts w:ascii="Microsoft JhengHei" w:hAnsi="Microsoft JhengHei" w:eastAsia="Microsoft JhengHei"/>
+                <w:b/>
+                <w:sz w:val="18"/>
+              </w:rPr>
+              <w:t>會議資料來源與準備：</w:t>
+            </w:r>
+            <w:r>
+              <w:rPr>
+                <w:rFonts w:ascii="Microsoft JhengHei" w:hAnsi="Microsoft JhengHei" w:eastAsia="Microsoft JhengHei"/>
+                <w:sz w:val="18"/>
+              </w:rPr>
+              <w:t>請以各軍種定期提供的軍購案季管制會議資料（檔案可搜尋公開區公文系統來文關鍵字下載）為基礎，並利用「軍購管制會會議資料整理技能」的提示詞（prompt）範本，以 AI 工具協助產生可供分析之結構化會議資料，再匯入機密區利用此系統進行勾稽。相關提示詞可參閱專案「軍購管制會會議資料整理技能」資料夾內之檔案。</w:t>
+            </w:r>
+          </w:p>
+        </w:tc>
+      </w:tr>
+    </w:tbl>
     <w:p>
       <w:pPr>
         <w:spacing w:after="20"/>
@@ -2352,7 +2402,22 @@
           <w:rFonts w:ascii="Microsoft JhengHei" w:hAnsi="Microsoft JhengHei" w:eastAsia="Microsoft JhengHei"/>
           <w:sz w:val="20"/>
         </w:rPr>
-        <w:t>金額門檻單位皆為</w:t>
+        <w:t>下表列出 20 項控制點之</w:t>
+      </w:r>
+      <w:r>
+        <w:rPr>
+          <w:rFonts w:ascii="Microsoft JhengHei" w:hAnsi="Microsoft JhengHei" w:eastAsia="Microsoft JhengHei"/>
+          <w:b/>
+          <w:sz w:val="20"/>
+        </w:rPr>
+        <w:t>分析項目名稱</w:t>
+      </w:r>
+      <w:r>
+        <w:rPr>
+          <w:rFonts w:ascii="Microsoft JhengHei" w:hAnsi="Microsoft JhengHei" w:eastAsia="Microsoft JhengHei"/>
+          <w:sz w:val="20"/>
+        </w:rPr>
+        <w:t>與其風險意涵。金額門檻單位皆為</w:t>
       </w:r>
       <w:r>
         <w:rPr>
@@ -2367,7 +2432,7 @@
           <w:rFonts w:ascii="Microsoft JhengHei" w:hAnsi="Microsoft JhengHei" w:eastAsia="Microsoft JhengHei"/>
           <w:sz w:val="20"/>
         </w:rPr>
-        <w:t>；差異一律取</w:t>
+        <w:t>，所有比率運算均已防範除以零；名稱中之「差異」係指「累計交運值/發價值」與「累計結匯率」之差異，均取</w:t>
       </w:r>
       <w:r>
         <w:rPr>
@@ -2382,22 +2447,7 @@
           <w:rFonts w:ascii="Microsoft JhengHei" w:hAnsi="Microsoft JhengHei" w:eastAsia="Microsoft JhengHei"/>
           <w:sz w:val="20"/>
         </w:rPr>
-        <w:t xml:space="preserve"> </w:t>
-      </w:r>
-      <w:r>
-        <w:rPr>
-          <w:rFonts w:ascii="Consolas" w:hAnsi="Consolas" w:eastAsia="Microsoft JhengHei"/>
-          <w:color w:val="0B3D2E"/>
-          <w:sz w:val="18"/>
-        </w:rPr>
-        <w:t>|K/H − J|</w:t>
-      </w:r>
-      <w:r>
-        <w:rPr>
-          <w:rFonts w:ascii="Microsoft JhengHei" w:hAnsi="Microsoft JhengHei" w:eastAsia="Microsoft JhengHei"/>
-          <w:sz w:val="20"/>
-        </w:rPr>
-        <w:t>；所有比率運算均已防範除以零。符號對應：H 發價值、I 結匯值、J 結匯率、K 交運值、L 交運率、M 備查帳(在途物資)、O FRB 餘額、P 待平衡支付值。</w:t>
+        <w:t>。</w:t>
       </w:r>
     </w:p>
     <w:p>
@@ -2440,7 +2490,7 @@
       <w:tr>
         <w:tc>
           <w:tcPr>
-            <w:tcW w:type="dxa" w:w="1134"/>
+            <w:tcW w:type="dxa" w:w="1077"/>
             <w:shd w:val="clear" w:color="auto" w:fill="1F4E79"/>
           </w:tcPr>
           <w:p>
@@ -2460,7 +2510,7 @@
         </w:tc>
         <w:tc>
           <w:tcPr>
-            <w:tcW w:type="dxa" w:w="5102"/>
+            <w:tcW w:type="dxa" w:w="5272"/>
             <w:shd w:val="clear" w:color="auto" w:fill="1F4E79"/>
           </w:tcPr>
           <w:p>
@@ -2474,13 +2524,13 @@
                 <w:color w:val="FFFFFF"/>
                 <w:sz w:val="18"/>
               </w:rPr>
-              <w:t>篩選條件</w:t>
+              <w:t>分析項目名稱</w:t>
             </w:r>
           </w:p>
         </w:tc>
         <w:tc>
           <w:tcPr>
-            <w:tcW w:type="dxa" w:w="3515"/>
+            <w:tcW w:type="dxa" w:w="3402"/>
             <w:shd w:val="clear" w:color="auto" w:fill="1F4E79"/>
           </w:tcPr>
           <w:p>
@@ -2502,7 +2552,7 @@
       <w:tr>
         <w:tc>
           <w:tcPr>
-            <w:tcW w:type="dxa" w:w="1134"/>
+            <w:tcW w:type="dxa" w:w="1077"/>
           </w:tcPr>
           <w:p>
             <w:pPr>
@@ -2519,7 +2569,7 @@
         </w:tc>
         <w:tc>
           <w:tcPr>
-            <w:tcW w:type="dxa" w:w="5102"/>
+            <w:tcW w:type="dxa" w:w="5272"/>
           </w:tcPr>
           <w:p>
             <w:pPr>
@@ -2530,28 +2580,13 @@
                 <w:rFonts w:ascii="Microsoft JhengHei" w:hAnsi="Microsoft JhengHei" w:eastAsia="Microsoft JhengHei"/>
                 <w:sz w:val="18"/>
               </w:rPr>
-              <w:t>交運值為 0（</w:t>
-            </w:r>
-            <w:r>
-              <w:rPr>
-                <w:rFonts w:ascii="Consolas" w:hAnsi="Consolas" w:eastAsia="Microsoft JhengHei"/>
-                <w:color w:val="0B3D2E"/>
-                <w:sz w:val="18"/>
-              </w:rPr>
-              <w:t>K == 0</w:t>
-            </w:r>
-            <w:r>
-              <w:rPr>
-                <w:rFonts w:ascii="Microsoft JhengHei" w:hAnsi="Microsoft JhengHei" w:eastAsia="Microsoft JhengHei"/>
-                <w:sz w:val="18"/>
-              </w:rPr>
-              <w:t>）</w:t>
+              <w:t>交運值為 0</w:t>
             </w:r>
           </w:p>
         </w:tc>
         <w:tc>
           <w:tcPr>
-            <w:tcW w:type="dxa" w:w="3515"/>
+            <w:tcW w:type="dxa" w:w="3402"/>
           </w:tcPr>
           <w:p>
             <w:pPr>
@@ -2570,7 +2605,7 @@
       <w:tr>
         <w:tc>
           <w:tcPr>
-            <w:tcW w:type="dxa" w:w="1134"/>
+            <w:tcW w:type="dxa" w:w="1077"/>
             <w:shd w:val="clear" w:color="auto" w:fill="F6F8FB"/>
           </w:tcPr>
           <w:p>
@@ -2588,7 +2623,7 @@
         </w:tc>
         <w:tc>
           <w:tcPr>
-            <w:tcW w:type="dxa" w:w="5102"/>
+            <w:tcW w:type="dxa" w:w="5272"/>
             <w:shd w:val="clear" w:color="auto" w:fill="F6F8FB"/>
           </w:tcPr>
           <w:p>
@@ -2600,28 +2635,13 @@
                 <w:rFonts w:ascii="Microsoft JhengHei" w:hAnsi="Microsoft JhengHei" w:eastAsia="Microsoft JhengHei"/>
                 <w:sz w:val="18"/>
               </w:rPr>
-              <w:t>累計交運率未達 50%，不含 0（</w:t>
-            </w:r>
-            <w:r>
-              <w:rPr>
-                <w:rFonts w:ascii="Consolas" w:hAnsi="Consolas" w:eastAsia="Microsoft JhengHei"/>
-                <w:color w:val="0B3D2E"/>
-                <w:sz w:val="18"/>
-              </w:rPr>
-              <w:t>0 &lt; L &lt; 0.5</w:t>
-            </w:r>
-            <w:r>
-              <w:rPr>
-                <w:rFonts w:ascii="Microsoft JhengHei" w:hAnsi="Microsoft JhengHei" w:eastAsia="Microsoft JhengHei"/>
-                <w:sz w:val="18"/>
-              </w:rPr>
-              <w:t>）</w:t>
+              <w:t>累計交運率未達 50％（不含 0）</w:t>
             </w:r>
           </w:p>
         </w:tc>
         <w:tc>
           <w:tcPr>
-            <w:tcW w:type="dxa" w:w="3515"/>
+            <w:tcW w:type="dxa" w:w="3402"/>
             <w:shd w:val="clear" w:color="auto" w:fill="F6F8FB"/>
           </w:tcPr>
           <w:p>
@@ -2641,7 +2661,7 @@
       <w:tr>
         <w:tc>
           <w:tcPr>
-            <w:tcW w:type="dxa" w:w="1134"/>
+            <w:tcW w:type="dxa" w:w="1077"/>
           </w:tcPr>
           <w:p>
             <w:pPr>
@@ -2658,7 +2678,7 @@
         </w:tc>
         <w:tc>
           <w:tcPr>
-            <w:tcW w:type="dxa" w:w="5102"/>
+            <w:tcW w:type="dxa" w:w="5272"/>
           </w:tcPr>
           <w:p>
             <w:pPr>
@@ -2666,17 +2686,16 @@
             </w:pPr>
             <w:r>
               <w:rPr>
-                <w:rFonts w:ascii="Consolas" w:hAnsi="Consolas" w:eastAsia="Microsoft JhengHei"/>
-                <w:color w:val="0B3D2E"/>
+                <w:rFonts w:ascii="Microsoft JhengHei" w:hAnsi="Microsoft JhengHei" w:eastAsia="Microsoft JhengHei"/>
                 <w:sz w:val="18"/>
               </w:rPr>
-              <w:t>|K/H − J| ≥ 0.4</w:t>
+              <w:t>「累計交運值/發價值」與「累計結匯率」差異達 40％以上</w:t>
             </w:r>
           </w:p>
         </w:tc>
         <w:tc>
           <w:tcPr>
-            <w:tcW w:type="dxa" w:w="3515"/>
+            <w:tcW w:type="dxa" w:w="3402"/>
           </w:tcPr>
           <w:p>
             <w:pPr>
@@ -2695,7 +2714,7 @@
       <w:tr>
         <w:tc>
           <w:tcPr>
-            <w:tcW w:type="dxa" w:w="1134"/>
+            <w:tcW w:type="dxa" w:w="1077"/>
             <w:shd w:val="clear" w:color="auto" w:fill="F6F8FB"/>
           </w:tcPr>
           <w:p>
@@ -2713,7 +2732,7 @@
         </w:tc>
         <w:tc>
           <w:tcPr>
-            <w:tcW w:type="dxa" w:w="5102"/>
+            <w:tcW w:type="dxa" w:w="5272"/>
             <w:shd w:val="clear" w:color="auto" w:fill="F6F8FB"/>
           </w:tcPr>
           <w:p>
@@ -2722,32 +2741,16 @@
             </w:pPr>
             <w:r>
               <w:rPr>
-                <w:rFonts w:ascii="Consolas" w:hAnsi="Consolas" w:eastAsia="Microsoft JhengHei"/>
-                <w:color w:val="0B3D2E"/>
-                <w:sz w:val="18"/>
-              </w:rPr>
-              <w:t>|K/H − J| &lt; 0.4</w:t>
-            </w:r>
-            <w:r>
-              <w:rPr>
                 <w:rFonts w:ascii="Microsoft JhengHei" w:hAnsi="Microsoft JhengHei" w:eastAsia="Microsoft JhengHei"/>
                 <w:sz w:val="18"/>
               </w:rPr>
-              <w:t xml:space="preserve"> 且 </w:t>
-            </w:r>
-            <w:r>
-              <w:rPr>
-                <w:rFonts w:ascii="Consolas" w:hAnsi="Consolas" w:eastAsia="Microsoft JhengHei"/>
-                <w:color w:val="0B3D2E"/>
-                <w:sz w:val="18"/>
-              </w:rPr>
-              <w:t>M ≥ 3,000 萬</w:t>
+              <w:t>「累計交運值/發價值」與「累計結匯率」差異未達 40％，且軍購備查帳餘額達 3,000 萬美元以上</w:t>
             </w:r>
           </w:p>
         </w:tc>
         <w:tc>
           <w:tcPr>
-            <w:tcW w:type="dxa" w:w="3515"/>
+            <w:tcW w:type="dxa" w:w="3402"/>
             <w:shd w:val="clear" w:color="auto" w:fill="F6F8FB"/>
           </w:tcPr>
           <w:p>
@@ -2767,7 +2770,7 @@
       <w:tr>
         <w:tc>
           <w:tcPr>
-            <w:tcW w:type="dxa" w:w="1134"/>
+            <w:tcW w:type="dxa" w:w="1077"/>
           </w:tcPr>
           <w:p>
             <w:pPr>
@@ -2784,7 +2787,7 @@
         </w:tc>
         <w:tc>
           <w:tcPr>
-            <w:tcW w:type="dxa" w:w="5102"/>
+            <w:tcW w:type="dxa" w:w="5272"/>
           </w:tcPr>
           <w:p>
             <w:pPr>
@@ -2792,32 +2795,16 @@
             </w:pPr>
             <w:r>
               <w:rPr>
-                <w:rFonts w:ascii="Consolas" w:hAnsi="Consolas" w:eastAsia="Microsoft JhengHei"/>
-                <w:color w:val="0B3D2E"/>
-                <w:sz w:val="18"/>
-              </w:rPr>
-              <w:t>K/(I−O) &lt; 0.1</w:t>
-            </w:r>
-            <w:r>
-              <w:rPr>
                 <w:rFonts w:ascii="Microsoft JhengHei" w:hAnsi="Microsoft JhengHei" w:eastAsia="Microsoft JhengHei"/>
                 <w:sz w:val="18"/>
               </w:rPr>
-              <w:t xml:space="preserve"> 且 </w:t>
-            </w:r>
-            <w:r>
-              <w:rPr>
-                <w:rFonts w:ascii="Consolas" w:hAnsi="Consolas" w:eastAsia="Microsoft JhengHei"/>
-                <w:color w:val="0B3D2E"/>
-                <w:sz w:val="18"/>
-              </w:rPr>
-              <w:t>|K − (I−O)| &gt; 1 億</w:t>
+              <w:t>「累計交運值」與「累計結匯值減去 FRB 餘額」之比率低於 10％，且二者差異金額大於 1 億美元</w:t>
             </w:r>
           </w:p>
         </w:tc>
         <w:tc>
           <w:tcPr>
-            <w:tcW w:type="dxa" w:w="3515"/>
+            <w:tcW w:type="dxa" w:w="3402"/>
           </w:tcPr>
           <w:p>
             <w:pPr>
@@ -2836,7 +2823,7 @@
       <w:tr>
         <w:tc>
           <w:tcPr>
-            <w:tcW w:type="dxa" w:w="1134"/>
+            <w:tcW w:type="dxa" w:w="1077"/>
             <w:shd w:val="clear" w:color="auto" w:fill="F6F8FB"/>
           </w:tcPr>
           <w:p>
@@ -2854,7 +2841,7 @@
         </w:tc>
         <w:tc>
           <w:tcPr>
-            <w:tcW w:type="dxa" w:w="5102"/>
+            <w:tcW w:type="dxa" w:w="5272"/>
             <w:shd w:val="clear" w:color="auto" w:fill="F6F8FB"/>
           </w:tcPr>
           <w:p>
@@ -2866,28 +2853,13 @@
                 <w:rFonts w:ascii="Microsoft JhengHei" w:hAnsi="Microsoft JhengHei" w:eastAsia="Microsoft JhengHei"/>
                 <w:sz w:val="18"/>
               </w:rPr>
-              <w:t>結匯率超過 100%（</w:t>
-            </w:r>
-            <w:r>
-              <w:rPr>
-                <w:rFonts w:ascii="Consolas" w:hAnsi="Consolas" w:eastAsia="Microsoft JhengHei"/>
-                <w:color w:val="0B3D2E"/>
-                <w:sz w:val="18"/>
-              </w:rPr>
-              <w:t>J &gt; 1</w:t>
-            </w:r>
-            <w:r>
-              <w:rPr>
-                <w:rFonts w:ascii="Microsoft JhengHei" w:hAnsi="Microsoft JhengHei" w:eastAsia="Microsoft JhengHei"/>
-                <w:sz w:val="18"/>
-              </w:rPr>
-              <w:t>）</w:t>
+              <w:t>結匯率超過 100％</w:t>
             </w:r>
           </w:p>
         </w:tc>
         <w:tc>
           <w:tcPr>
-            <w:tcW w:type="dxa" w:w="3515"/>
+            <w:tcW w:type="dxa" w:w="3402"/>
             <w:shd w:val="clear" w:color="auto" w:fill="F6F8FB"/>
           </w:tcPr>
           <w:p>
@@ -2907,7 +2879,7 @@
       <w:tr>
         <w:tc>
           <w:tcPr>
-            <w:tcW w:type="dxa" w:w="1134"/>
+            <w:tcW w:type="dxa" w:w="1077"/>
           </w:tcPr>
           <w:p>
             <w:pPr>
@@ -2924,7 +2896,7 @@
         </w:tc>
         <w:tc>
           <w:tcPr>
-            <w:tcW w:type="dxa" w:w="5102"/>
+            <w:tcW w:type="dxa" w:w="5272"/>
           </w:tcPr>
           <w:p>
             <w:pPr>
@@ -2932,17 +2904,16 @@
             </w:pPr>
             <w:r>
               <w:rPr>
-                <w:rFonts w:ascii="Consolas" w:hAnsi="Consolas" w:eastAsia="Microsoft JhengHei"/>
-                <w:color w:val="0B3D2E"/>
+                <w:rFonts w:ascii="Microsoft JhengHei" w:hAnsi="Microsoft JhengHei" w:eastAsia="Microsoft JhengHei"/>
                 <w:sz w:val="18"/>
               </w:rPr>
-              <w:t>O/I ≥ 0.4</w:t>
+              <w:t>FRB 餘額占累計結匯值比率達 40％以上</w:t>
             </w:r>
           </w:p>
         </w:tc>
         <w:tc>
           <w:tcPr>
-            <w:tcW w:type="dxa" w:w="3515"/>
+            <w:tcW w:type="dxa" w:w="3402"/>
           </w:tcPr>
           <w:p>
             <w:pPr>
@@ -2961,7 +2932,7 @@
       <w:tr>
         <w:tc>
           <w:tcPr>
-            <w:tcW w:type="dxa" w:w="1134"/>
+            <w:tcW w:type="dxa" w:w="1077"/>
             <w:shd w:val="clear" w:color="auto" w:fill="F6F8FB"/>
           </w:tcPr>
           <w:p>
@@ -2979,7 +2950,7 @@
         </w:tc>
         <w:tc>
           <w:tcPr>
-            <w:tcW w:type="dxa" w:w="5102"/>
+            <w:tcW w:type="dxa" w:w="5272"/>
             <w:shd w:val="clear" w:color="auto" w:fill="F6F8FB"/>
           </w:tcPr>
           <w:p>
@@ -2988,32 +2959,16 @@
             </w:pPr>
             <w:r>
               <w:rPr>
-                <w:rFonts w:ascii="Consolas" w:hAnsi="Consolas" w:eastAsia="Microsoft JhengHei"/>
-                <w:color w:val="0B3D2E"/>
-                <w:sz w:val="18"/>
-              </w:rPr>
-              <w:t>O/I &lt; 0.4</w:t>
-            </w:r>
-            <w:r>
-              <w:rPr>
                 <w:rFonts w:ascii="Microsoft JhengHei" w:hAnsi="Microsoft JhengHei" w:eastAsia="Microsoft JhengHei"/>
                 <w:sz w:val="18"/>
               </w:rPr>
-              <w:t xml:space="preserve"> 且 </w:t>
-            </w:r>
-            <w:r>
-              <w:rPr>
-                <w:rFonts w:ascii="Consolas" w:hAnsi="Consolas" w:eastAsia="Microsoft JhengHei"/>
-                <w:color w:val="0B3D2E"/>
-                <w:sz w:val="18"/>
-              </w:rPr>
-              <w:t>O ≥ 3,000 萬</w:t>
+              <w:t>FRB 餘額占累計結匯值比率未達 40％，且 FRB 餘額達 3,000 萬美元以上</w:t>
             </w:r>
           </w:p>
         </w:tc>
         <w:tc>
           <w:tcPr>
-            <w:tcW w:type="dxa" w:w="3515"/>
+            <w:tcW w:type="dxa" w:w="3402"/>
             <w:shd w:val="clear" w:color="auto" w:fill="F6F8FB"/>
           </w:tcPr>
           <w:p>
@@ -3033,7 +2988,7 @@
       <w:tr>
         <w:tc>
           <w:tcPr>
-            <w:tcW w:type="dxa" w:w="1134"/>
+            <w:tcW w:type="dxa" w:w="1077"/>
           </w:tcPr>
           <w:p>
             <w:pPr>
@@ -3050,7 +3005,7 @@
         </w:tc>
         <w:tc>
           <w:tcPr>
-            <w:tcW w:type="dxa" w:w="5102"/>
+            <w:tcW w:type="dxa" w:w="5272"/>
           </w:tcPr>
           <w:p>
             <w:pPr>
@@ -3061,21 +3016,13 @@
                 <w:rFonts w:ascii="Microsoft JhengHei" w:hAnsi="Microsoft JhengHei" w:eastAsia="Microsoft JhengHei"/>
                 <w:sz w:val="18"/>
               </w:rPr>
-              <w:t xml:space="preserve">待平衡支付值 </w:t>
-            </w:r>
-            <w:r>
-              <w:rPr>
-                <w:rFonts w:ascii="Consolas" w:hAnsi="Consolas" w:eastAsia="Microsoft JhengHei"/>
-                <w:color w:val="0B3D2E"/>
-                <w:sz w:val="18"/>
-              </w:rPr>
-              <w:t>&gt; 0</w:t>
+              <w:t>待平衡支付值大於 0（欠款案件）</w:t>
             </w:r>
           </w:p>
         </w:tc>
         <w:tc>
           <w:tcPr>
-            <w:tcW w:type="dxa" w:w="3515"/>
+            <w:tcW w:type="dxa" w:w="3402"/>
           </w:tcPr>
           <w:p>
             <w:pPr>
@@ -3094,7 +3041,7 @@
       <w:tr>
         <w:tc>
           <w:tcPr>
-            <w:tcW w:type="dxa" w:w="1134"/>
+            <w:tcW w:type="dxa" w:w="1077"/>
             <w:shd w:val="clear" w:color="auto" w:fill="F6F8FB"/>
           </w:tcPr>
           <w:p>
@@ -3112,7 +3059,7 @@
         </w:tc>
         <w:tc>
           <w:tcPr>
-            <w:tcW w:type="dxa" w:w="5102"/>
+            <w:tcW w:type="dxa" w:w="5272"/>
             <w:shd w:val="clear" w:color="auto" w:fill="F6F8FB"/>
           </w:tcPr>
           <w:p>
@@ -3121,32 +3068,16 @@
             </w:pPr>
             <w:r>
               <w:rPr>
-                <w:rFonts w:ascii="Consolas" w:hAnsi="Consolas" w:eastAsia="Microsoft JhengHei"/>
-                <w:color w:val="0B3D2E"/>
-                <w:sz w:val="18"/>
-              </w:rPr>
-              <w:t>J ≥ 0.9</w:t>
-            </w:r>
-            <w:r>
-              <w:rPr>
                 <w:rFonts w:ascii="Microsoft JhengHei" w:hAnsi="Microsoft JhengHei" w:eastAsia="Microsoft JhengHei"/>
                 <w:sz w:val="18"/>
               </w:rPr>
-              <w:t xml:space="preserve"> 且 </w:t>
-            </w:r>
-            <w:r>
-              <w:rPr>
-                <w:rFonts w:ascii="Consolas" w:hAnsi="Consolas" w:eastAsia="Microsoft JhengHei"/>
-                <w:color w:val="0B3D2E"/>
-                <w:sz w:val="18"/>
-              </w:rPr>
-              <w:t>L &lt; 0.5</w:t>
+              <w:t>累計結匯率達 90％，且累計交運率未達 50％</w:t>
             </w:r>
           </w:p>
         </w:tc>
         <w:tc>
           <w:tcPr>
-            <w:tcW w:type="dxa" w:w="3515"/>
+            <w:tcW w:type="dxa" w:w="3402"/>
             <w:shd w:val="clear" w:color="auto" w:fill="F6F8FB"/>
           </w:tcPr>
           <w:p>
@@ -3164,6 +3095,11 @@
         </w:tc>
       </w:tr>
     </w:tbl>
+    <w:p>
+      <w:r>
+        <w:br w:type="page"/>
+      </w:r>
+    </w:p>
     <w:p>
       <w:pPr>
         <w:pBdr>
@@ -3204,7 +3140,7 @@
       <w:tr>
         <w:tc>
           <w:tcPr>
-            <w:tcW w:type="dxa" w:w="1134"/>
+            <w:tcW w:type="dxa" w:w="1077"/>
             <w:shd w:val="clear" w:color="auto" w:fill="1F4E79"/>
           </w:tcPr>
           <w:p>
@@ -3224,7 +3160,7 @@
         </w:tc>
         <w:tc>
           <w:tcPr>
-            <w:tcW w:type="dxa" w:w="5669"/>
+            <w:tcW w:type="dxa" w:w="5272"/>
             <w:shd w:val="clear" w:color="auto" w:fill="1F4E79"/>
           </w:tcPr>
           <w:p>
@@ -3238,13 +3174,13 @@
                 <w:color w:val="FFFFFF"/>
                 <w:sz w:val="18"/>
               </w:rPr>
-              <w:t>篩選條件</w:t>
+              <w:t>分析項目名稱</w:t>
             </w:r>
           </w:p>
         </w:tc>
         <w:tc>
           <w:tcPr>
-            <w:tcW w:type="dxa" w:w="2948"/>
+            <w:tcW w:type="dxa" w:w="3402"/>
             <w:shd w:val="clear" w:color="auto" w:fill="1F4E79"/>
           </w:tcPr>
           <w:p>
@@ -3266,7 +3202,7 @@
       <w:tr>
         <w:tc>
           <w:tcPr>
-            <w:tcW w:type="dxa" w:w="1134"/>
+            <w:tcW w:type="dxa" w:w="1077"/>
           </w:tcPr>
           <w:p>
             <w:pPr>
@@ -3283,7 +3219,7 @@
         </w:tc>
         <w:tc>
           <w:tcPr>
-            <w:tcW w:type="dxa" w:w="5669"/>
+            <w:tcW w:type="dxa" w:w="5272"/>
           </w:tcPr>
           <w:p>
             <w:pPr>
@@ -3291,32 +3227,16 @@
             </w:pPr>
             <w:r>
               <w:rPr>
-                <w:rFonts w:ascii="Consolas" w:hAnsi="Consolas" w:eastAsia="Microsoft JhengHei"/>
-                <w:color w:val="0B3D2E"/>
-                <w:sz w:val="18"/>
-              </w:rPr>
-              <w:t>K == 0</w:t>
-            </w:r>
-            <w:r>
-              <w:rPr>
                 <w:rFonts w:ascii="Microsoft JhengHei" w:hAnsi="Microsoft JhengHei" w:eastAsia="Microsoft JhengHei"/>
                 <w:sz w:val="18"/>
               </w:rPr>
-              <w:t xml:space="preserve"> 且 </w:t>
-            </w:r>
-            <w:r>
-              <w:rPr>
-                <w:rFonts w:ascii="Consolas" w:hAnsi="Consolas" w:eastAsia="Microsoft JhengHei"/>
-                <w:color w:val="0B3D2E"/>
-                <w:sz w:val="18"/>
-              </w:rPr>
-              <w:t>I ≥ 300 萬</w:t>
+              <w:t>交運值為 0，結匯值 300 萬美元以上</w:t>
             </w:r>
           </w:p>
         </w:tc>
         <w:tc>
           <w:tcPr>
-            <w:tcW w:type="dxa" w:w="2948"/>
+            <w:tcW w:type="dxa" w:w="3402"/>
           </w:tcPr>
           <w:p>
             <w:pPr>
@@ -3335,7 +3255,7 @@
       <w:tr>
         <w:tc>
           <w:tcPr>
-            <w:tcW w:type="dxa" w:w="1134"/>
+            <w:tcW w:type="dxa" w:w="1077"/>
             <w:shd w:val="clear" w:color="auto" w:fill="F6F8FB"/>
           </w:tcPr>
           <w:p>
@@ -3353,7 +3273,7 @@
         </w:tc>
         <w:tc>
           <w:tcPr>
-            <w:tcW w:type="dxa" w:w="5669"/>
+            <w:tcW w:type="dxa" w:w="5272"/>
             <w:shd w:val="clear" w:color="auto" w:fill="F6F8FB"/>
           </w:tcPr>
           <w:p>
@@ -3362,32 +3282,16 @@
             </w:pPr>
             <w:r>
               <w:rPr>
-                <w:rFonts w:ascii="Consolas" w:hAnsi="Consolas" w:eastAsia="Microsoft JhengHei"/>
-                <w:color w:val="0B3D2E"/>
-                <w:sz w:val="18"/>
-              </w:rPr>
-              <w:t>0 &lt; L &lt; 0.5</w:t>
-            </w:r>
-            <w:r>
-              <w:rPr>
                 <w:rFonts w:ascii="Microsoft JhengHei" w:hAnsi="Microsoft JhengHei" w:eastAsia="Microsoft JhengHei"/>
                 <w:sz w:val="18"/>
               </w:rPr>
-              <w:t xml:space="preserve"> 且 </w:t>
-            </w:r>
-            <w:r>
-              <w:rPr>
-                <w:rFonts w:ascii="Consolas" w:hAnsi="Consolas" w:eastAsia="Microsoft JhengHei"/>
-                <w:color w:val="0B3D2E"/>
-                <w:sz w:val="18"/>
-              </w:rPr>
-              <w:t>M ≥ 3,000 萬</w:t>
+              <w:t>累計交運率未達 50％（不含 0），且軍購備查帳餘額達 3,000 萬美元以上</w:t>
             </w:r>
           </w:p>
         </w:tc>
         <w:tc>
           <w:tcPr>
-            <w:tcW w:type="dxa" w:w="2948"/>
+            <w:tcW w:type="dxa" w:w="3402"/>
             <w:shd w:val="clear" w:color="auto" w:fill="F6F8FB"/>
           </w:tcPr>
           <w:p>
@@ -3407,7 +3311,7 @@
       <w:tr>
         <w:tc>
           <w:tcPr>
-            <w:tcW w:type="dxa" w:w="1134"/>
+            <w:tcW w:type="dxa" w:w="1077"/>
           </w:tcPr>
           <w:p>
             <w:pPr>
@@ -3424,7 +3328,7 @@
         </w:tc>
         <w:tc>
           <w:tcPr>
-            <w:tcW w:type="dxa" w:w="5669"/>
+            <w:tcW w:type="dxa" w:w="5272"/>
           </w:tcPr>
           <w:p>
             <w:pPr>
@@ -3432,32 +3336,16 @@
             </w:pPr>
             <w:r>
               <w:rPr>
-                <w:rFonts w:ascii="Consolas" w:hAnsi="Consolas" w:eastAsia="Microsoft JhengHei"/>
-                <w:color w:val="0B3D2E"/>
-                <w:sz w:val="18"/>
-              </w:rPr>
-              <w:t>|K/H − J| ≥ 0.5</w:t>
-            </w:r>
-            <w:r>
-              <w:rPr>
                 <w:rFonts w:ascii="Microsoft JhengHei" w:hAnsi="Microsoft JhengHei" w:eastAsia="Microsoft JhengHei"/>
                 <w:sz w:val="18"/>
               </w:rPr>
-              <w:t xml:space="preserve"> 且 </w:t>
-            </w:r>
-            <w:r>
-              <w:rPr>
-                <w:rFonts w:ascii="Consolas" w:hAnsi="Consolas" w:eastAsia="Microsoft JhengHei"/>
-                <w:color w:val="0B3D2E"/>
-                <w:sz w:val="18"/>
-              </w:rPr>
-              <w:t>M ≥ 300 萬</w:t>
+              <w:t>「累計交運值/發價值」與「累計結匯率」差異達 50％以上，且軍購備查帳餘額 300 萬美元以上</w:t>
             </w:r>
           </w:p>
         </w:tc>
         <w:tc>
           <w:tcPr>
-            <w:tcW w:type="dxa" w:w="2948"/>
+            <w:tcW w:type="dxa" w:w="3402"/>
           </w:tcPr>
           <w:p>
             <w:pPr>
@@ -3476,7 +3364,7 @@
       <w:tr>
         <w:tc>
           <w:tcPr>
-            <w:tcW w:type="dxa" w:w="1134"/>
+            <w:tcW w:type="dxa" w:w="1077"/>
             <w:shd w:val="clear" w:color="auto" w:fill="F6F8FB"/>
           </w:tcPr>
           <w:p>
@@ -3494,7 +3382,7 @@
         </w:tc>
         <w:tc>
           <w:tcPr>
-            <w:tcW w:type="dxa" w:w="5669"/>
+            <w:tcW w:type="dxa" w:w="5272"/>
             <w:shd w:val="clear" w:color="auto" w:fill="F6F8FB"/>
           </w:tcPr>
           <w:p>
@@ -3503,32 +3391,16 @@
             </w:pPr>
             <w:r>
               <w:rPr>
-                <w:rFonts w:ascii="Consolas" w:hAnsi="Consolas" w:eastAsia="Microsoft JhengHei"/>
-                <w:color w:val="0B3D2E"/>
-                <w:sz w:val="18"/>
-              </w:rPr>
-              <w:t>|K/H − J| &lt; 0.5</w:t>
-            </w:r>
-            <w:r>
-              <w:rPr>
                 <w:rFonts w:ascii="Microsoft JhengHei" w:hAnsi="Microsoft JhengHei" w:eastAsia="Microsoft JhengHei"/>
                 <w:sz w:val="18"/>
               </w:rPr>
-              <w:t xml:space="preserve"> 且 </w:t>
-            </w:r>
-            <w:r>
-              <w:rPr>
-                <w:rFonts w:ascii="Consolas" w:hAnsi="Consolas" w:eastAsia="Microsoft JhengHei"/>
-                <w:color w:val="0B3D2E"/>
-                <w:sz w:val="18"/>
-              </w:rPr>
-              <w:t>M ≥ 3,000 萬</w:t>
+              <w:t>「累計交運值/發價值」與「累計結匯率」差異未達 50％，且軍購備查帳餘額達 3,000 萬美元以上</w:t>
             </w:r>
           </w:p>
         </w:tc>
         <w:tc>
           <w:tcPr>
-            <w:tcW w:type="dxa" w:w="2948"/>
+            <w:tcW w:type="dxa" w:w="3402"/>
             <w:shd w:val="clear" w:color="auto" w:fill="F6F8FB"/>
           </w:tcPr>
           <w:p>
@@ -3548,7 +3420,7 @@
       <w:tr>
         <w:tc>
           <w:tcPr>
-            <w:tcW w:type="dxa" w:w="1134"/>
+            <w:tcW w:type="dxa" w:w="1077"/>
           </w:tcPr>
           <w:p>
             <w:pPr>
@@ -3565,7 +3437,7 @@
         </w:tc>
         <w:tc>
           <w:tcPr>
-            <w:tcW w:type="dxa" w:w="5669"/>
+            <w:tcW w:type="dxa" w:w="5272"/>
           </w:tcPr>
           <w:p>
             <w:pPr>
@@ -3573,32 +3445,16 @@
             </w:pPr>
             <w:r>
               <w:rPr>
-                <w:rFonts w:ascii="Consolas" w:hAnsi="Consolas" w:eastAsia="Microsoft JhengHei"/>
-                <w:color w:val="0B3D2E"/>
-                <w:sz w:val="18"/>
-              </w:rPr>
-              <w:t>K/(I−O) &lt; 0.1</w:t>
-            </w:r>
-            <w:r>
-              <w:rPr>
                 <w:rFonts w:ascii="Microsoft JhengHei" w:hAnsi="Microsoft JhengHei" w:eastAsia="Microsoft JhengHei"/>
                 <w:sz w:val="18"/>
               </w:rPr>
-              <w:t xml:space="preserve"> 且 </w:t>
-            </w:r>
-            <w:r>
-              <w:rPr>
-                <w:rFonts w:ascii="Consolas" w:hAnsi="Consolas" w:eastAsia="Microsoft JhengHei"/>
-                <w:color w:val="0B3D2E"/>
-                <w:sz w:val="18"/>
-              </w:rPr>
-              <w:t>|K − (I−O)| &gt; 1,000 萬</w:t>
+              <w:t>「累計交運值」與「累計結匯值減去 FRB 餘額」之比率低於 10％，且二者差異金額大於 1,000 萬美元</w:t>
             </w:r>
           </w:p>
         </w:tc>
         <w:tc>
           <w:tcPr>
-            <w:tcW w:type="dxa" w:w="2948"/>
+            <w:tcW w:type="dxa" w:w="3402"/>
           </w:tcPr>
           <w:p>
             <w:pPr>
@@ -3617,7 +3473,7 @@
       <w:tr>
         <w:tc>
           <w:tcPr>
-            <w:tcW w:type="dxa" w:w="1134"/>
+            <w:tcW w:type="dxa" w:w="1077"/>
             <w:shd w:val="clear" w:color="auto" w:fill="F6F8FB"/>
           </w:tcPr>
           <w:p>
@@ -3635,7 +3491,7 @@
         </w:tc>
         <w:tc>
           <w:tcPr>
-            <w:tcW w:type="dxa" w:w="5669"/>
+            <w:tcW w:type="dxa" w:w="5272"/>
             <w:shd w:val="clear" w:color="auto" w:fill="F6F8FB"/>
           </w:tcPr>
           <w:p>
@@ -3647,28 +3503,13 @@
                 <w:rFonts w:ascii="Microsoft JhengHei" w:hAnsi="Microsoft JhengHei" w:eastAsia="Microsoft JhengHei"/>
                 <w:sz w:val="18"/>
               </w:rPr>
-              <w:t>結匯率超過 100%（</w:t>
-            </w:r>
-            <w:r>
-              <w:rPr>
-                <w:rFonts w:ascii="Consolas" w:hAnsi="Consolas" w:eastAsia="Microsoft JhengHei"/>
-                <w:color w:val="0B3D2E"/>
-                <w:sz w:val="18"/>
-              </w:rPr>
-              <w:t>J &gt; 1</w:t>
-            </w:r>
-            <w:r>
-              <w:rPr>
-                <w:rFonts w:ascii="Microsoft JhengHei" w:hAnsi="Microsoft JhengHei" w:eastAsia="Microsoft JhengHei"/>
-                <w:sz w:val="18"/>
-              </w:rPr>
-              <w:t>）</w:t>
+              <w:t>結匯率超過 100％</w:t>
             </w:r>
           </w:p>
         </w:tc>
         <w:tc>
           <w:tcPr>
-            <w:tcW w:type="dxa" w:w="2948"/>
+            <w:tcW w:type="dxa" w:w="3402"/>
             <w:shd w:val="clear" w:color="auto" w:fill="F6F8FB"/>
           </w:tcPr>
           <w:p>
@@ -3688,7 +3529,7 @@
       <w:tr>
         <w:tc>
           <w:tcPr>
-            <w:tcW w:type="dxa" w:w="1134"/>
+            <w:tcW w:type="dxa" w:w="1077"/>
           </w:tcPr>
           <w:p>
             <w:pPr>
@@ -3705,7 +3546,7 @@
         </w:tc>
         <w:tc>
           <w:tcPr>
-            <w:tcW w:type="dxa" w:w="5669"/>
+            <w:tcW w:type="dxa" w:w="5272"/>
           </w:tcPr>
           <w:p>
             <w:pPr>
@@ -3713,32 +3554,16 @@
             </w:pPr>
             <w:r>
               <w:rPr>
-                <w:rFonts w:ascii="Consolas" w:hAnsi="Consolas" w:eastAsia="Microsoft JhengHei"/>
-                <w:color w:val="0B3D2E"/>
-                <w:sz w:val="18"/>
-              </w:rPr>
-              <w:t>O/I ≥ 0.5</w:t>
-            </w:r>
-            <w:r>
-              <w:rPr>
                 <w:rFonts w:ascii="Microsoft JhengHei" w:hAnsi="Microsoft JhengHei" w:eastAsia="Microsoft JhengHei"/>
                 <w:sz w:val="18"/>
               </w:rPr>
-              <w:t xml:space="preserve"> 且 </w:t>
-            </w:r>
-            <w:r>
-              <w:rPr>
-                <w:rFonts w:ascii="Consolas" w:hAnsi="Consolas" w:eastAsia="Microsoft JhengHei"/>
-                <w:color w:val="0B3D2E"/>
-                <w:sz w:val="18"/>
-              </w:rPr>
-              <w:t>O ≥ 300 萬</w:t>
+              <w:t>FRB 餘額占累計結匯值比率達 50％以上，且 FRB 餘額達 300 萬美元以上</w:t>
             </w:r>
           </w:p>
         </w:tc>
         <w:tc>
           <w:tcPr>
-            <w:tcW w:type="dxa" w:w="2948"/>
+            <w:tcW w:type="dxa" w:w="3402"/>
           </w:tcPr>
           <w:p>
             <w:pPr>
@@ -3757,7 +3582,7 @@
       <w:tr>
         <w:tc>
           <w:tcPr>
-            <w:tcW w:type="dxa" w:w="1134"/>
+            <w:tcW w:type="dxa" w:w="1077"/>
             <w:shd w:val="clear" w:color="auto" w:fill="F6F8FB"/>
           </w:tcPr>
           <w:p>
@@ -3775,7 +3600,7 @@
         </w:tc>
         <w:tc>
           <w:tcPr>
-            <w:tcW w:type="dxa" w:w="5669"/>
+            <w:tcW w:type="dxa" w:w="5272"/>
             <w:shd w:val="clear" w:color="auto" w:fill="F6F8FB"/>
           </w:tcPr>
           <w:p>
@@ -3784,32 +3609,16 @@
             </w:pPr>
             <w:r>
               <w:rPr>
-                <w:rFonts w:ascii="Consolas" w:hAnsi="Consolas" w:eastAsia="Microsoft JhengHei"/>
-                <w:color w:val="0B3D2E"/>
-                <w:sz w:val="18"/>
-              </w:rPr>
-              <w:t>O/I &lt; 0.5</w:t>
-            </w:r>
-            <w:r>
-              <w:rPr>
                 <w:rFonts w:ascii="Microsoft JhengHei" w:hAnsi="Microsoft JhengHei" w:eastAsia="Microsoft JhengHei"/>
                 <w:sz w:val="18"/>
               </w:rPr>
-              <w:t xml:space="preserve"> 且 </w:t>
-            </w:r>
-            <w:r>
-              <w:rPr>
-                <w:rFonts w:ascii="Consolas" w:hAnsi="Consolas" w:eastAsia="Microsoft JhengHei"/>
-                <w:color w:val="0B3D2E"/>
-                <w:sz w:val="18"/>
-              </w:rPr>
-              <w:t>O ≥ 1,000 萬</w:t>
+              <w:t>FRB 餘額占累計結匯值比率未達 50％，且 FRB 餘額達 1,000 萬美元以上</w:t>
             </w:r>
           </w:p>
         </w:tc>
         <w:tc>
           <w:tcPr>
-            <w:tcW w:type="dxa" w:w="2948"/>
+            <w:tcW w:type="dxa" w:w="3402"/>
             <w:shd w:val="clear" w:color="auto" w:fill="F6F8FB"/>
           </w:tcPr>
           <w:p>
@@ -3829,7 +3638,7 @@
       <w:tr>
         <w:tc>
           <w:tcPr>
-            <w:tcW w:type="dxa" w:w="1134"/>
+            <w:tcW w:type="dxa" w:w="1077"/>
           </w:tcPr>
           <w:p>
             <w:pPr>
@@ -3846,7 +3655,7 @@
         </w:tc>
         <w:tc>
           <w:tcPr>
-            <w:tcW w:type="dxa" w:w="5669"/>
+            <w:tcW w:type="dxa" w:w="5272"/>
           </w:tcPr>
           <w:p>
             <w:pPr>
@@ -3857,21 +3666,13 @@
                 <w:rFonts w:ascii="Microsoft JhengHei" w:hAnsi="Microsoft JhengHei" w:eastAsia="Microsoft JhengHei"/>
                 <w:sz w:val="18"/>
               </w:rPr>
-              <w:t xml:space="preserve">待平衡支付值 </w:t>
-            </w:r>
-            <w:r>
-              <w:rPr>
-                <w:rFonts w:ascii="Consolas" w:hAnsi="Consolas" w:eastAsia="Microsoft JhengHei"/>
-                <w:color w:val="0B3D2E"/>
-                <w:sz w:val="18"/>
-              </w:rPr>
-              <w:t>&gt; 0</w:t>
+              <w:t>待平衡支付值大於 0（欠款案件）</w:t>
             </w:r>
           </w:p>
         </w:tc>
         <w:tc>
           <w:tcPr>
-            <w:tcW w:type="dxa" w:w="2948"/>
+            <w:tcW w:type="dxa" w:w="3402"/>
           </w:tcPr>
           <w:p>
             <w:pPr>
@@ -3890,7 +3691,7 @@
       <w:tr>
         <w:tc>
           <w:tcPr>
-            <w:tcW w:type="dxa" w:w="1134"/>
+            <w:tcW w:type="dxa" w:w="1077"/>
             <w:shd w:val="clear" w:color="auto" w:fill="F6F8FB"/>
           </w:tcPr>
           <w:p>
@@ -3908,7 +3709,7 @@
         </w:tc>
         <w:tc>
           <w:tcPr>
-            <w:tcW w:type="dxa" w:w="5669"/>
+            <w:tcW w:type="dxa" w:w="5272"/>
             <w:shd w:val="clear" w:color="auto" w:fill="F6F8FB"/>
           </w:tcPr>
           <w:p>
@@ -3917,32 +3718,16 @@
             </w:pPr>
             <w:r>
               <w:rPr>
-                <w:rFonts w:ascii="Consolas" w:hAnsi="Consolas" w:eastAsia="Microsoft JhengHei"/>
-                <w:color w:val="0B3D2E"/>
-                <w:sz w:val="18"/>
-              </w:rPr>
-              <w:t>J ≥ 0.9</w:t>
-            </w:r>
-            <w:r>
-              <w:rPr>
                 <w:rFonts w:ascii="Microsoft JhengHei" w:hAnsi="Microsoft JhengHei" w:eastAsia="Microsoft JhengHei"/>
                 <w:sz w:val="18"/>
               </w:rPr>
-              <w:t xml:space="preserve"> 且 </w:t>
-            </w:r>
-            <w:r>
-              <w:rPr>
-                <w:rFonts w:ascii="Consolas" w:hAnsi="Consolas" w:eastAsia="Microsoft JhengHei"/>
-                <w:color w:val="0B3D2E"/>
-                <w:sz w:val="18"/>
-              </w:rPr>
-              <w:t>L &lt; 0.5</w:t>
+              <w:t>累計結匯率達 90％，且累計交運率未達 50％</w:t>
             </w:r>
           </w:p>
         </w:tc>
         <w:tc>
           <w:tcPr>
-            <w:tcW w:type="dxa" w:w="2948"/>
+            <w:tcW w:type="dxa" w:w="3402"/>
             <w:shd w:val="clear" w:color="auto" w:fill="F6F8FB"/>
           </w:tcPr>
           <w:p>
@@ -3960,11 +3745,6 @@
         </w:tc>
       </w:tr>
     </w:tbl>
-    <w:p>
-      <w:r>
-        <w:br w:type="page"/>
-      </w:r>
-    </w:p>
     <w:p>
       <w:pPr>
         <w:shd w:val="clear" w:color="auto" w:fill="163D5E"/>
@@ -4337,6 +4117,11 @@
         </w:tc>
       </w:tr>
     </w:tbl>
+    <w:p>
+      <w:r>
+        <w:br w:type="page"/>
+      </w:r>
+    </w:p>
     <w:p>
       <w:pPr>
         <w:shd w:val="clear" w:color="auto" w:fill="163D5E"/>
@@ -4715,7 +4500,7 @@
                 <w:rFonts w:ascii="Microsoft JhengHei" w:hAnsi="Microsoft JhengHei" w:eastAsia="Microsoft JhengHei"/>
                 <w:sz w:val="18"/>
               </w:rPr>
-              <w:t>本說明對應 v1150715（20 項控制點＋合計欄＋合計列防呆＋第二階段核對）。舊版 HTML 檔案予以保留，操作大致相同惟控制點項數較少。控制點意涵屬設計邏輯之整理，如有疑義請以原始需求文件及審計會議簡報為準。</w:t>
+              <w:t>本說明對應 v1150715（20 項控制點＋合計欄＋合計列防呆＋第二階段核對）。控制點意涵屬設計邏輯之整理，如有疑義請以原始需求文件及審計會議簡報為準。</w:t>
             </w:r>
           </w:p>
         </w:tc>
